--- a/lessons/3-10/homework.docx
+++ b/lessons/3-10/homework.docx
@@ -115,7 +115,7 @@
           <wp:inline distT="0" distB="0" distL="0" distR="0">
             <wp:extent cx="1047750" cy="790575"/>
             <wp:effectExtent t="0" r="0" b="0" l="0"/>
-            <wp:docPr id="1" name="" descr="" title=""/>
+            <wp:docPr id="1" name="Convert Measurement Units" descr="Picture illustrating the vocabulary word &quot;Convert Measurement Units&quot;" title="Convert Measurement Units"/>
             <wp:cNvGraphicFramePr>
               <a:graphicFrameLocks xmlns:a="http://schemas.openxmlformats.org/drawingml/2006/main" noChangeAspect="1"/>
             </wp:cNvGraphicFramePr>
@@ -178,7 +178,7 @@
           <wp:inline distT="0" distB="0" distL="0" distR="0">
             <wp:extent cx="1047750" cy="790575"/>
             <wp:effectExtent t="0" r="0" b="0" l="0"/>
-            <wp:docPr id="1" name="" descr="" title=""/>
+            <wp:docPr id="1" name="Conversion Factor" descr="Picture illustrating the vocabulary word &quot;Conversion Factor&quot;" title="Conversion Factor"/>
             <wp:cNvGraphicFramePr>
               <a:graphicFrameLocks xmlns:a="http://schemas.openxmlformats.org/drawingml/2006/main" noChangeAspect="1"/>
             </wp:cNvGraphicFramePr>
@@ -241,7 +241,7 @@
           <wp:inline distT="0" distB="0" distL="0" distR="0">
             <wp:extent cx="1047750" cy="790575"/>
             <wp:effectExtent t="0" r="0" b="0" l="0"/>
-            <wp:docPr id="1" name="" descr="" title=""/>
+            <wp:docPr id="1" name="Unit" descr="Picture illustrating the vocabulary word &quot;Unit&quot;" title="Unit"/>
             <wp:cNvGraphicFramePr>
               <a:graphicFrameLocks xmlns:a="http://schemas.openxmlformats.org/drawingml/2006/main" noChangeAspect="1"/>
             </wp:cNvGraphicFramePr>
@@ -304,7 +304,7 @@
           <wp:inline distT="0" distB="0" distL="0" distR="0">
             <wp:extent cx="1047750" cy="790575"/>
             <wp:effectExtent t="0" r="0" b="0" l="0"/>
-            <wp:docPr id="1" name="" descr="" title=""/>
+            <wp:docPr id="1" name="Equivalent" descr="Picture illustrating the vocabulary word &quot;Equivalent&quot;" title="Equivalent"/>
             <wp:cNvGraphicFramePr>
               <a:graphicFrameLocks xmlns:a="http://schemas.openxmlformats.org/drawingml/2006/main" noChangeAspect="1"/>
             </wp:cNvGraphicFramePr>
@@ -367,7 +367,7 @@
           <wp:inline distT="0" distB="0" distL="0" distR="0">
             <wp:extent cx="1047750" cy="790575"/>
             <wp:effectExtent t="0" r="0" b="0" l="0"/>
-            <wp:docPr id="1" name="" descr="" title=""/>
+            <wp:docPr id="1" name="Ratio" descr="Picture illustrating the vocabulary word &quot;Ratio&quot;" title="Ratio"/>
             <wp:cNvGraphicFramePr>
               <a:graphicFrameLocks xmlns:a="http://schemas.openxmlformats.org/drawingml/2006/main" noChangeAspect="1"/>
             </wp:cNvGraphicFramePr>
@@ -430,7 +430,7 @@
           <wp:inline distT="0" distB="0" distL="0" distR="0">
             <wp:extent cx="1047750" cy="790575"/>
             <wp:effectExtent t="0" r="0" b="0" l="0"/>
-            <wp:docPr id="1" name="" descr="" title=""/>
+            <wp:docPr id="1" name="Customary units" descr="Picture illustrating the vocabulary word &quot;Customary units&quot;" title="Customary units"/>
             <wp:cNvGraphicFramePr>
               <a:graphicFrameLocks xmlns:a="http://schemas.openxmlformats.org/drawingml/2006/main" noChangeAspect="1"/>
             </wp:cNvGraphicFramePr>
@@ -493,7 +493,7 @@
           <wp:inline distT="0" distB="0" distL="0" distR="0">
             <wp:extent cx="1047750" cy="790575"/>
             <wp:effectExtent t="0" r="0" b="0" l="0"/>
-            <wp:docPr id="1" name="" descr="" title=""/>
+            <wp:docPr id="1" name="Metric units" descr="Picture illustrating the vocabulary word &quot;Metric units&quot;" title="Metric units"/>
             <wp:cNvGraphicFramePr>
               <a:graphicFrameLocks xmlns:a="http://schemas.openxmlformats.org/drawingml/2006/main" noChangeAspect="1"/>
             </wp:cNvGraphicFramePr>
@@ -556,7 +556,7 @@
           <wp:inline distT="0" distB="0" distL="0" distR="0">
             <wp:extent cx="1047750" cy="790575"/>
             <wp:effectExtent t="0" r="0" b="0" l="0"/>
-            <wp:docPr id="1" name="" descr="" title=""/>
+            <wp:docPr id="1" name="Ratio table" descr="Picture illustrating the vocabulary word &quot;Ratio table&quot;" title="Ratio table"/>
             <wp:cNvGraphicFramePr>
               <a:graphicFrameLocks xmlns:a="http://schemas.openxmlformats.org/drawingml/2006/main" noChangeAspect="1"/>
             </wp:cNvGraphicFramePr>
@@ -650,7 +650,7 @@
         <w:spacing w:after="40" w:before="0"/>
       </w:pPr>
       <w:r>
-        <w:t xml:space="preserve">     A. 84 inches</w:t>
+        <w:t xml:space="preserve">     A. 70 inches</w:t>
       </w:r>
     </w:p>
     <w:p>
@@ -666,7 +666,7 @@
         <w:spacing w:after="40" w:before="0"/>
       </w:pPr>
       <w:r>
-        <w:t xml:space="preserve">     C. 70 inches</w:t>
+        <w:t xml:space="preserve">     C. 84 inches</w:t>
       </w:r>
     </w:p>
     <w:p>
@@ -705,15 +705,15 @@
         <w:spacing w:after="40" w:before="0"/>
       </w:pPr>
       <w:r>
-        <w:t xml:space="preserve">     A. 9 feet</w:t>
-      </w:r>
-    </w:p>
-    <w:p>
-      <w:pPr>
-        <w:spacing w:after="40" w:before="0"/>
-      </w:pPr>
-      <w:r>
-        <w:t xml:space="preserve">     B. 6 feet</w:t>
+        <w:t xml:space="preserve">     A. 6 feet</w:t>
+      </w:r>
+    </w:p>
+    <w:p>
+      <w:pPr>
+        <w:spacing w:after="40" w:before="0"/>
+      </w:pPr>
+      <w:r>
+        <w:t xml:space="preserve">     B. 9 feet</w:t>
       </w:r>
     </w:p>
     <w:p>
@@ -965,15 +965,15 @@
         <w:spacing w:after="40" w:before="0"/>
       </w:pPr>
       <w:r>
-        <w:t xml:space="preserve">     A. 2 feet 6 inches</w:t>
-      </w:r>
-    </w:p>
-    <w:p>
-      <w:pPr>
-        <w:spacing w:after="40" w:before="0"/>
-      </w:pPr>
-      <w:r>
-        <w:t xml:space="preserve">     B. 3 feet 0 inches</w:t>
+        <w:t xml:space="preserve">     A. 1 foot 18 inches</w:t>
+      </w:r>
+    </w:p>
+    <w:p>
+      <w:pPr>
+        <w:spacing w:after="40" w:before="0"/>
+      </w:pPr>
+      <w:r>
+        <w:t xml:space="preserve">     B. 2 feet 6 inches</w:t>
       </w:r>
     </w:p>
     <w:p>
@@ -989,7 +989,7 @@
         <w:spacing w:after="40" w:before="0"/>
       </w:pPr>
       <w:r>
-        <w:t xml:space="preserve">     D. 1 foot 18 inches</w:t>
+        <w:t xml:space="preserve">     D. 3 feet 0 inches</w:t>
       </w:r>
     </w:p>
     <w:p>
@@ -1527,31 +1527,31 @@
         <w:spacing w:after="40" w:before="0"/>
       </w:pPr>
       <w:r>
-        <w:t xml:space="preserve">     A. 36 inches</w:t>
-      </w:r>
-    </w:p>
-    <w:p>
-      <w:pPr>
-        <w:spacing w:after="40" w:before="0"/>
-      </w:pPr>
-      <w:r>
-        <w:t xml:space="preserve">     B. 15 inches</w:t>
-      </w:r>
-    </w:p>
-    <w:p>
-      <w:pPr>
-        <w:spacing w:after="40" w:before="0"/>
-      </w:pPr>
-      <w:r>
-        <w:t xml:space="preserve">     C. 30 inches</w:t>
-      </w:r>
-    </w:p>
-    <w:p>
-      <w:pPr>
-        <w:spacing w:after="40" w:before="0"/>
-      </w:pPr>
-      <w:r>
-        <w:t xml:space="preserve">     D. 33 inches</w:t>
+        <w:t xml:space="preserve">     A. 15 inches</w:t>
+      </w:r>
+    </w:p>
+    <w:p>
+      <w:pPr>
+        <w:spacing w:after="40" w:before="0"/>
+      </w:pPr>
+      <w:r>
+        <w:t xml:space="preserve">     B. 30 inches</w:t>
+      </w:r>
+    </w:p>
+    <w:p>
+      <w:pPr>
+        <w:spacing w:after="40" w:before="0"/>
+      </w:pPr>
+      <w:r>
+        <w:t xml:space="preserve">     C. 33 inches</w:t>
+      </w:r>
+    </w:p>
+    <w:p>
+      <w:pPr>
+        <w:spacing w:after="40" w:before="0"/>
+      </w:pPr>
+      <w:r>
+        <w:t xml:space="preserve">     D. 36 inches</w:t>
       </w:r>
     </w:p>
     <w:p>
@@ -1582,7 +1582,7 @@
         <w:spacing w:after="40" w:before="0"/>
       </w:pPr>
       <w:r>
-        <w:t xml:space="preserve">     A. 2,500 meters</w:t>
+        <w:t xml:space="preserve">     A. 25 meters</w:t>
       </w:r>
     </w:p>
     <w:p>
@@ -1598,7 +1598,7 @@
         <w:spacing w:after="40" w:before="0"/>
       </w:pPr>
       <w:r>
-        <w:t xml:space="preserve">     C. 25 meters</w:t>
+        <w:t xml:space="preserve">     C. 2,500 meters</w:t>
       </w:r>
     </w:p>
     <w:p>
@@ -1637,7 +1637,7 @@
         <w:spacing w:after="40" w:before="0"/>
       </w:pPr>
       <w:r>
-        <w:t xml:space="preserve">     A. 80 ounces</w:t>
+        <w:t xml:space="preserve">     A. 16 ounces</w:t>
       </w:r>
     </w:p>
     <w:p>
@@ -1661,7 +1661,7 @@
         <w:spacing w:after="40" w:before="0"/>
       </w:pPr>
       <w:r>
-        <w:t xml:space="preserve">     D. 16 ounces</w:t>
+        <w:t xml:space="preserve">     D. 80 ounces</w:t>
       </w:r>
     </w:p>
     <w:p>
@@ -1702,7 +1702,7 @@
           <w:b/>
           <w:bCs/>
         </w:rPr>
-        <w:t xml:space="preserve">1. A. 84 inches</w:t>
+        <w:t xml:space="preserve">1. C. 84 inches</w:t>
       </w:r>
     </w:p>
     <w:p>
@@ -1734,7 +1734,7 @@
           <w:b/>
           <w:bCs/>
         </w:rPr>
-        <w:t xml:space="preserve">2. A. 9 feet</w:t>
+        <w:t xml:space="preserve">2. B. 9 feet</w:t>
       </w:r>
     </w:p>
     <w:p>
@@ -1834,7 +1834,7 @@
           <w:b/>
           <w:bCs/>
         </w:rPr>
-        <w:t xml:space="preserve">4. A. 2 feet 6 inches</w:t>
+        <w:t xml:space="preserve">4. B. 2 feet 6 inches</w:t>
       </w:r>
     </w:p>
     <w:p>
@@ -2022,7 +2022,7 @@
           <w:b/>
           <w:bCs/>
         </w:rPr>
-        <w:t xml:space="preserve">8. A. 36 inches</w:t>
+        <w:t xml:space="preserve">8. D. 36 inches</w:t>
       </w:r>
     </w:p>
     <w:p>
@@ -2054,7 +2054,7 @@
           <w:b/>
           <w:bCs/>
         </w:rPr>
-        <w:t xml:space="preserve">9. A. 2,500 meters</w:t>
+        <w:t xml:space="preserve">9. C. 2,500 meters</w:t>
       </w:r>
     </w:p>
     <w:p>
@@ -2086,7 +2086,7 @@
           <w:b/>
           <w:bCs/>
         </w:rPr>
-        <w:t xml:space="preserve">10. A. 80 ounces</w:t>
+        <w:t xml:space="preserve">10. D. 80 ounces</w:t>
       </w:r>
     </w:p>
     <w:p>
@@ -2295,7 +2295,14 @@
 <file path=word/styles.xml><?xml version="1.0" encoding="utf-8"?>
 <w:styles xmlns:mc="http://schemas.openxmlformats.org/markup-compatibility/2006" xmlns:r="http://schemas.openxmlformats.org/officeDocument/2006/relationships" xmlns:w="http://schemas.openxmlformats.org/wordprocessingml/2006/main" xmlns:w14="http://schemas.microsoft.com/office/word/2010/wordml" xmlns:w15="http://schemas.microsoft.com/office/word/2012/wordml" mc:Ignorable="w14 w15">
   <w:docDefaults>
-    <w:rPrDefault/>
+    <w:rPrDefault>
+      <w:rPr>
+        <w:rFonts w:ascii="Arial" w:cs="Arial" w:eastAsia="Arial" w:hAnsi="Arial"/>
+        <w:sz w:val="22"/>
+        <w:szCs w:val="22"/>
+        <w:lang w:val="en-US"/>
+      </w:rPr>
+    </w:rPrDefault>
     <w:pPrDefault/>
   </w:docDefaults>
   <w:style w:type="paragraph" w:styleId="Title">
@@ -2313,10 +2320,16 @@
     <w:basedOn w:val="Normal"/>
     <w:next w:val="Normal"/>
     <w:qFormat/>
+    <w:pPr>
+      <w:keepNext/>
+    </w:pPr>
     <w:rPr>
-      <w:color w:val="2E74B5"/>
-      <w:sz w:val="32"/>
-      <w:szCs w:val="32"/>
+      <w:rFonts w:ascii="Arial" w:cs="Arial" w:eastAsia="Arial" w:hAnsi="Arial"/>
+      <w:b/>
+      <w:bCs/>
+      <w:color w:val="183E56"/>
+      <w:sz w:val="34"/>
+      <w:szCs w:val="34"/>
     </w:rPr>
   </w:style>
   <w:style w:type="paragraph" w:styleId="Heading2">
@@ -2324,8 +2337,14 @@
     <w:basedOn w:val="Normal"/>
     <w:next w:val="Normal"/>
     <w:qFormat/>
+    <w:pPr>
+      <w:keepNext/>
+    </w:pPr>
     <w:rPr>
-      <w:color w:val="2E74B5"/>
+      <w:rFonts w:ascii="Arial" w:cs="Arial" w:eastAsia="Arial" w:hAnsi="Arial"/>
+      <w:b/>
+      <w:bCs/>
+      <w:color w:val="176B70"/>
       <w:sz w:val="26"/>
       <w:szCs w:val="26"/>
     </w:rPr>

--- a/lessons/3-10/homework.docx
+++ b/lessons/3-10/homework.docx
@@ -1673,440 +1673,6 @@
           <w:color w:val="BBBBBB"/>
         </w:rPr>
         <w:t xml:space="preserve">______________________________________________________________________</w:t>
-      </w:r>
-    </w:p>
-    <w:p>
-      <w:r>
-        <w:br w:type="page"/>
-      </w:r>
-    </w:p>
-    <w:p>
-      <w:pPr>
-        <w:pStyle w:val="Heading1"/>
-        <w:spacing w:after="120"/>
-      </w:pPr>
-      <w:r>
-        <w:rPr>
-          <w:b/>
-          <w:bCs/>
-        </w:rPr>
-        <w:t xml:space="preserve">Answer Key (Teacher)</w:t>
-      </w:r>
-    </w:p>
-    <w:p>
-      <w:pPr>
-        <w:spacing w:after="40" w:before="0"/>
-      </w:pPr>
-      <w:r>
-        <w:rPr>
-          <w:b/>
-          <w:bCs/>
-        </w:rPr>
-        <w:t xml:space="preserve">1. C. 84 inches</w:t>
-      </w:r>
-    </w:p>
-    <w:p>
-      <w:pPr>
-        <w:spacing w:after="20" w:before="0"/>
-      </w:pPr>
-      <w:r>
-        <w:t xml:space="preserve">     7 × 12 = 84 inches.</w:t>
-      </w:r>
-    </w:p>
-    <w:p>
-      <w:pPr>
-        <w:spacing w:after="80" w:before="0"/>
-      </w:pPr>
-      <w:r>
-        <w:rPr>
-          <w:i/>
-          <w:iCs/>
-        </w:rPr>
-        <w:t xml:space="preserve">     Watch for: A common mistake in Convert Measurement Units is applying the conversion factor in the wrong direction — for example, converting 4 feet to inches by dividing (4 ÷ 12 = 0.33 inches) instead of multiplying (4 × 12 = 48 inches), or converting 80 ounces to pounds by multiplying (80 × 16 = 1,280 pounds) instead of dividing (80 ÷ 16 = 5 pounds). Before you answer, ask: am I changing to a SMALLER unit (there will be MORE of them, so multiply) or a BIGGER unit (there will be FEWER of them, so divide)?</w:t>
-      </w:r>
-    </w:p>
-    <w:p>
-      <w:pPr>
-        <w:spacing w:after="40" w:before="0"/>
-      </w:pPr>
-      <w:r>
-        <w:rPr>
-          <w:b/>
-          <w:bCs/>
-        </w:rPr>
-        <w:t xml:space="preserve">2. B. 9 feet</w:t>
-      </w:r>
-    </w:p>
-    <w:p>
-      <w:pPr>
-        <w:spacing w:after="20" w:before="0"/>
-      </w:pPr>
-      <w:r>
-        <w:t xml:space="preserve">     1 yard = 3 feet. 3 × 3 = 9 feet.</w:t>
-      </w:r>
-    </w:p>
-    <w:p>
-      <w:pPr>
-        <w:spacing w:after="80" w:before="0"/>
-      </w:pPr>
-      <w:r>
-        <w:rPr>
-          <w:i/>
-          <w:iCs/>
-        </w:rPr>
-        <w:t xml:space="preserve">     Watch for: A common mistake in Convert Measurement Units is applying the conversion factor in the wrong direction — for example, converting 4 feet to inches by dividing (4 ÷ 12 = 0.33 inches) instead of multiplying (4 × 12 = 48 inches), or converting 80 ounces to pounds by multiplying (80 × 16 = 1,280 pounds) instead of dividing (80 ÷ 16 = 5 pounds). Before you answer, ask: am I changing to a SMALLER unit (there will be MORE of them, so multiply) or a BIGGER unit (there will be FEWER of them, so divide)?</w:t>
-      </w:r>
-    </w:p>
-    <w:p>
-      <w:pPr>
-        <w:spacing w:after="40" w:before="0"/>
-      </w:pPr>
-      <w:r>
-        <w:rPr>
-          <w:b/>
-          <w:bCs/>
-        </w:rPr>
-        <w:t xml:space="preserve">3. Matches:</w:t>
-      </w:r>
-    </w:p>
-    <w:p>
-      <w:pPr>
-        <w:spacing w:after="20" w:before="0"/>
-      </w:pPr>
-      <w:r>
-        <w:t xml:space="preserve">     3 yards → 9 feet</w:t>
-      </w:r>
-    </w:p>
-    <w:p>
-      <w:pPr>
-        <w:spacing w:after="20" w:before="0"/>
-      </w:pPr>
-      <w:r>
-        <w:t xml:space="preserve">     4 feet → 48 inches</w:t>
-      </w:r>
-    </w:p>
-    <w:p>
-      <w:pPr>
-        <w:spacing w:after="20" w:before="0"/>
-      </w:pPr>
-      <w:r>
-        <w:t xml:space="preserve">     5 pounds → 80 ounces</w:t>
-      </w:r>
-    </w:p>
-    <w:p>
-      <w:pPr>
-        <w:spacing w:after="20" w:before="0"/>
-      </w:pPr>
-      <w:r>
-        <w:t xml:space="preserve">     2 yards → 72 inches</w:t>
-      </w:r>
-    </w:p>
-    <w:p>
-      <w:pPr>
-        <w:spacing w:after="20" w:before="0"/>
-      </w:pPr>
-      <w:r>
-        <w:t xml:space="preserve">     36 inches → 3 feet</w:t>
-      </w:r>
-    </w:p>
-    <w:p>
-      <w:pPr>
-        <w:spacing w:after="20" w:before="0"/>
-      </w:pPr>
-      <w:r>
-        <w:t xml:space="preserve">     3 pounds → 48 ounces</w:t>
-      </w:r>
-    </w:p>
-    <w:p>
-      <w:pPr>
-        <w:spacing w:after="40" w:before="0"/>
-      </w:pPr>
-      <w:r>
-        <w:t xml:space="preserve"/>
-      </w:r>
-    </w:p>
-    <w:p>
-      <w:pPr>
-        <w:spacing w:after="40" w:before="0"/>
-      </w:pPr>
-      <w:r>
-        <w:rPr>
-          <w:b/>
-          <w:bCs/>
-        </w:rPr>
-        <w:t xml:space="preserve">4. B. 2 feet 6 inches</w:t>
-      </w:r>
-    </w:p>
-    <w:p>
-      <w:pPr>
-        <w:spacing w:after="20" w:before="0"/>
-      </w:pPr>
-      <w:r>
-        <w:t xml:space="preserve">     30 ÷ 12 = 2 remainder 6. So 30 inches = 2 feet 6 inches.</w:t>
-      </w:r>
-    </w:p>
-    <w:p>
-      <w:pPr>
-        <w:spacing w:after="80" w:before="0"/>
-      </w:pPr>
-      <w:r>
-        <w:rPr>
-          <w:i/>
-          <w:iCs/>
-        </w:rPr>
-        <w:t xml:space="preserve">     Watch for: A common mistake in Convert Measurement Units is applying the conversion factor in the wrong direction — for example, converting 4 feet to inches by dividing (4 ÷ 12 = 0.33 inches) instead of multiplying (4 × 12 = 48 inches), or converting 80 ounces to pounds by multiplying (80 × 16 = 1,280 pounds) instead of dividing (80 ÷ 16 = 5 pounds). Before you answer, ask: am I changing to a SMALLER unit (there will be MORE of them, so multiply) or a BIGGER unit (there will be FEWER of them, so divide)?</w:t>
-      </w:r>
-    </w:p>
-    <w:p>
-      <w:pPr>
-        <w:spacing w:after="40" w:before="0"/>
-      </w:pPr>
-      <w:r>
-        <w:rPr>
-          <w:b/>
-          <w:bCs/>
-        </w:rPr>
-        <w:t xml:space="preserve">5. An arcade cabinet has parts measured in different units. Convert each to the target unit.</w:t>
-      </w:r>
-    </w:p>
-    <w:p>
-      <w:pPr>
-        <w:spacing w:after="20" w:before="0"/>
-      </w:pPr>
-      <w:r>
-        <w:t xml:space="preserve">     Power cord — Converted: 72 inches</w:t>
-      </w:r>
-    </w:p>
-    <w:p>
-      <w:pPr>
-        <w:spacing w:after="20" w:before="0"/>
-      </w:pPr>
-      <w:r>
-        <w:t xml:space="preserve">     Top panel — Converted: 4.5 feet</w:t>
-      </w:r>
-    </w:p>
-    <w:p>
-      <w:pPr>
-        <w:spacing w:after="20" w:before="0"/>
-      </w:pPr>
-      <w:r>
-        <w:t xml:space="preserve">     Weight — Converted: 6 pounds</w:t>
-      </w:r>
-    </w:p>
-    <w:p>
-      <w:pPr>
-        <w:spacing w:after="20" w:before="0"/>
-      </w:pPr>
-      <w:r>
-        <w:t xml:space="preserve">     Side rail — Converted: 60 inches</w:t>
-      </w:r>
-    </w:p>
-    <w:p>
-      <w:pPr>
-        <w:spacing w:after="40" w:before="0"/>
-      </w:pPr>
-      <w:r>
-        <w:t xml:space="preserve"/>
-      </w:r>
-    </w:p>
-    <w:p>
-      <w:pPr>
-        <w:spacing w:after="40" w:before="0"/>
-      </w:pPr>
-      <w:r>
-        <w:rPr>
-          <w:b/>
-          <w:bCs/>
-        </w:rPr>
-        <w:t xml:space="preserve">6. Correct groups:</w:t>
-      </w:r>
-    </w:p>
-    <w:p>
-      <w:pPr>
-        <w:spacing w:after="20" w:before="0"/>
-      </w:pPr>
-      <w:r>
-        <w:t xml:space="preserve">     Feet → inches → Multiply</w:t>
-      </w:r>
-    </w:p>
-    <w:p>
-      <w:pPr>
-        <w:spacing w:after="20" w:before="0"/>
-      </w:pPr>
-      <w:r>
-        <w:t xml:space="preserve">     Yards → feet → Multiply</w:t>
-      </w:r>
-    </w:p>
-    <w:p>
-      <w:pPr>
-        <w:spacing w:after="20" w:before="0"/>
-      </w:pPr>
-      <w:r>
-        <w:t xml:space="preserve">     Pounds → ounces → Multiply</w:t>
-      </w:r>
-    </w:p>
-    <w:p>
-      <w:pPr>
-        <w:spacing w:after="20" w:before="0"/>
-      </w:pPr>
-      <w:r>
-        <w:t xml:space="preserve">     Inches → feet → Divide</w:t>
-      </w:r>
-    </w:p>
-    <w:p>
-      <w:pPr>
-        <w:spacing w:after="20" w:before="0"/>
-      </w:pPr>
-      <w:r>
-        <w:t xml:space="preserve">     Ounces → pounds → Divide</w:t>
-      </w:r>
-    </w:p>
-    <w:p>
-      <w:pPr>
-        <w:spacing w:after="20" w:before="0"/>
-      </w:pPr>
-      <w:r>
-        <w:t xml:space="preserve">     Feet → yards → Divide</w:t>
-      </w:r>
-    </w:p>
-    <w:p>
-      <w:pPr>
-        <w:spacing w:after="40" w:before="0"/>
-      </w:pPr>
-      <w:r>
-        <w:t xml:space="preserve"/>
-      </w:r>
-    </w:p>
-    <w:p>
-      <w:pPr>
-        <w:spacing w:after="40" w:before="0"/>
-      </w:pPr>
-      <w:r>
-        <w:rPr>
-          <w:b/>
-          <w:bCs/>
-        </w:rPr>
-        <w:t xml:space="preserve">7. Spot the Common Mistake</w:t>
-      </w:r>
-    </w:p>
-    <w:p>
-      <w:pPr>
-        <w:spacing w:after="20" w:before="0"/>
-      </w:pPr>
-      <w:r>
-        <w:t xml:space="preserve">     The mistake is in Step 3.</w:t>
-      </w:r>
-    </w:p>
-    <w:p>
-      <w:pPr>
-        <w:spacing w:after="20" w:before="0"/>
-      </w:pPr>
-      <w:r>
-        <w:t xml:space="preserve">     Correct work: Ounces are smaller than pounds, so you divide (not multiply): 80 ÷ 16 = 5 pounds. Changing to a bigger unit gives a smaller number.</w:t>
-      </w:r>
-    </w:p>
-    <w:p>
-      <w:pPr>
-        <w:spacing w:after="80" w:before="0"/>
-      </w:pPr>
-      <w:r>
-        <w:t xml:space="preserve">     Watch for: The Operate step multiplied when it should have divided. Pounds are bigger than ounces, so the 80 ounces bundle into 80 ÷ 16 = 5 pounds. An answer of 1,280 pounds should stand out immediately — a container of bolts that weighs 80 ounces is only about 5 pounds.</w:t>
-      </w:r>
-    </w:p>
-    <w:p>
-      <w:pPr>
-        <w:spacing w:after="40" w:before="0"/>
-      </w:pPr>
-      <w:r>
-        <w:rPr>
-          <w:b/>
-          <w:bCs/>
-        </w:rPr>
-        <w:t xml:space="preserve">8. D. 36 inches</w:t>
-      </w:r>
-    </w:p>
-    <w:p>
-      <w:pPr>
-        <w:spacing w:after="20" w:before="0"/>
-      </w:pPr>
-      <w:r>
-        <w:t xml:space="preserve">     Inches are smaller than feet, so multiply: 3 × 12 = 36 inches.</w:t>
-      </w:r>
-    </w:p>
-    <w:p>
-      <w:pPr>
-        <w:spacing w:after="80" w:before="0"/>
-      </w:pPr>
-      <w:r>
-        <w:rPr>
-          <w:i/>
-          <w:iCs/>
-        </w:rPr>
-        <w:t xml:space="preserve">     Watch for: A common mistake in Convert Measurement Units is applying the conversion factor in the wrong direction — for example, converting 4 feet to inches by dividing (4 ÷ 12 = 0.33 inches) instead of multiplying (4 × 12 = 48 inches), or converting 80 ounces to pounds by multiplying (80 × 16 = 1,280 pounds) instead of dividing (80 ÷ 16 = 5 pounds). Before you answer, ask: am I changing to a SMALLER unit (there will be MORE of them, so multiply) or a BIGGER unit (there will be FEWER of them, so divide)?</w:t>
-      </w:r>
-    </w:p>
-    <w:p>
-      <w:pPr>
-        <w:spacing w:after="40" w:before="0"/>
-      </w:pPr>
-      <w:r>
-        <w:rPr>
-          <w:b/>
-          <w:bCs/>
-        </w:rPr>
-        <w:t xml:space="preserve">9. C. 2,500 meters</w:t>
-      </w:r>
-    </w:p>
-    <w:p>
-      <w:pPr>
-        <w:spacing w:after="20" w:before="0"/>
-      </w:pPr>
-      <w:r>
-        <w:t xml:space="preserve">     Meters are smaller than kilometers, so multiply: 2.5 × 1,000 = 2,500 meters.</w:t>
-      </w:r>
-    </w:p>
-    <w:p>
-      <w:pPr>
-        <w:spacing w:after="80" w:before="0"/>
-      </w:pPr>
-      <w:r>
-        <w:rPr>
-          <w:i/>
-          <w:iCs/>
-        </w:rPr>
-        <w:t xml:space="preserve">     Watch for: A common mistake in Convert Measurement Units is applying the conversion factor in the wrong direction — for example, converting 4 feet to inches by dividing (4 ÷ 12 = 0.33 inches) instead of multiplying (4 × 12 = 48 inches), or converting 80 ounces to pounds by multiplying (80 × 16 = 1,280 pounds) instead of dividing (80 ÷ 16 = 5 pounds). Before you answer, ask: am I changing to a SMALLER unit (there will be MORE of them, so multiply) or a BIGGER unit (there will be FEWER of them, so divide)?</w:t>
-      </w:r>
-    </w:p>
-    <w:p>
-      <w:pPr>
-        <w:spacing w:after="40" w:before="0"/>
-      </w:pPr>
-      <w:r>
-        <w:rPr>
-          <w:b/>
-          <w:bCs/>
-        </w:rPr>
-        <w:t xml:space="preserve">10. D. 80 ounces</w:t>
-      </w:r>
-    </w:p>
-    <w:p>
-      <w:pPr>
-        <w:spacing w:after="20" w:before="0"/>
-      </w:pPr>
-      <w:r>
-        <w:t xml:space="preserve">     Ounces are smaller than pounds, so multiply: 5 × 16 = 80 ounces.</w:t>
-      </w:r>
-    </w:p>
-    <w:p>
-      <w:pPr>
-        <w:spacing w:after="80" w:before="0"/>
-      </w:pPr>
-      <w:r>
-        <w:rPr>
-          <w:i/>
-          <w:iCs/>
-        </w:rPr>
-        <w:t xml:space="preserve">     Watch for: A common mistake in Convert Measurement Units is applying the conversion factor in the wrong direction — for example, converting 4 feet to inches by dividing (4 ÷ 12 = 0.33 inches) instead of multiplying (4 × 12 = 48 inches), or converting 80 ounces to pounds by multiplying (80 × 16 = 1,280 pounds) instead of dividing (80 ÷ 16 = 5 pounds). Before you answer, ask: am I changing to a SMALLER unit (there will be MORE of them, so multiply) or a BIGGER unit (there will be FEWER of them, so divide)?</w:t>
       </w:r>
     </w:p>
     <w:sectPr>
